--- a/32301112_林盛.docx
+++ b/32301112_林盛.docx
@@ -978,6 +978,12 @@
             <w:insideH w:val="single" w:color="auto" w:sz="4" w:space="0"/>
             <w:insideV w:val="single" w:color="auto" w:sz="4" w:space="0"/>
           </w:tblBorders>
+          <w:tblCellMar>
+            <w:top w:w="0" w:type="dxa"/>
+            <w:left w:w="108" w:type="dxa"/>
+            <w:bottom w:w="0" w:type="dxa"/>
+            <w:right w:w="108" w:type="dxa"/>
+          </w:tblCellMar>
         </w:tblPrEx>
         <w:trPr>
           <w:trHeight w:val="567" w:hRule="exact"/>
@@ -1292,6 +1298,7 @@
       <w:pPr>
         <w:spacing w:line="400" w:lineRule="exact"/>
         <w:rPr>
+          <w:rFonts w:hint="eastAsia"/>
           <w:sz w:val="22"/>
           <w:szCs w:val="22"/>
         </w:rPr>
@@ -1311,6 +1318,148 @@
         </w:rPr>
         <w:t>配置中心集成与基于Docker的部署</w:t>
       </w:r>
+    </w:p>
+    <w:p>
+      <w:pPr>
+        <w:numPr>
+          <w:ilvl w:val="0"/>
+          <w:numId w:val="2"/>
+        </w:numPr>
+        <w:spacing w:line="400" w:lineRule="exact"/>
+        <w:rPr>
+          <w:rFonts w:hint="eastAsia"/>
+          <w:sz w:val="22"/>
+          <w:szCs w:val="22"/>
+          <w:lang w:val="en-US" w:eastAsia="zh-CN"/>
+        </w:rPr>
+      </w:pPr>
+      <w:r>
+        <w:rPr>
+          <w:rFonts w:hint="eastAsia"/>
+          <w:sz w:val="22"/>
+          <w:szCs w:val="22"/>
+          <w:lang w:val="en-US" w:eastAsia="zh-CN"/>
+        </w:rPr>
+        <w:t>实现不同用户之间私信的功能</w:t>
+      </w:r>
+    </w:p>
+    <w:p>
+      <w:pPr>
+        <w:numPr>
+          <w:ilvl w:val="0"/>
+          <w:numId w:val="2"/>
+        </w:numPr>
+        <w:spacing w:line="400" w:lineRule="exact"/>
+        <w:rPr>
+          <w:rFonts w:hint="default"/>
+          <w:sz w:val="22"/>
+          <w:szCs w:val="22"/>
+          <w:lang w:val="en-US" w:eastAsia="zh-CN"/>
+        </w:rPr>
+      </w:pPr>
+      <w:r>
+        <w:rPr>
+          <w:rFonts w:hint="eastAsia"/>
+          <w:sz w:val="22"/>
+          <w:szCs w:val="22"/>
+          <w:lang w:val="en-US" w:eastAsia="zh-CN"/>
+        </w:rPr>
+        <w:t>实现通知提醒功能（有人回复点赞）</w:t>
+      </w:r>
+    </w:p>
+    <w:p>
+      <w:pPr>
+        <w:numPr>
+          <w:ilvl w:val="0"/>
+          <w:numId w:val="2"/>
+        </w:numPr>
+        <w:spacing w:line="400" w:lineRule="exact"/>
+        <w:rPr>
+          <w:rFonts w:hint="default"/>
+          <w:sz w:val="22"/>
+          <w:szCs w:val="22"/>
+          <w:lang w:val="en-US" w:eastAsia="zh-CN"/>
+        </w:rPr>
+      </w:pPr>
+      <w:r>
+        <w:rPr>
+          <w:rFonts w:hint="eastAsia"/>
+          <w:sz w:val="22"/>
+          <w:szCs w:val="22"/>
+          <w:lang w:val="en-US" w:eastAsia="zh-CN"/>
+        </w:rPr>
+        <w:t>增加个人中心，包</w:t>
+      </w:r>
+      <w:bookmarkStart w:id="0" w:name="_GoBack"/>
+      <w:bookmarkEnd w:id="0"/>
+      <w:r>
+        <w:rPr>
+          <w:rFonts w:hint="eastAsia"/>
+          <w:sz w:val="22"/>
+          <w:szCs w:val="22"/>
+          <w:lang w:val="en-US" w:eastAsia="zh-CN"/>
+        </w:rPr>
+        <w:t>含贡献点功能，回答可以获得贡献值，贡献值可以兑换头衔，页面皮肤，对话框皮肤；包含最近浏览，收藏的帖子，关注的人，以及称号头衔</w:t>
+      </w:r>
+    </w:p>
+    <w:p>
+      <w:pPr>
+        <w:numPr>
+          <w:ilvl w:val="0"/>
+          <w:numId w:val="2"/>
+        </w:numPr>
+        <w:spacing w:line="400" w:lineRule="exact"/>
+        <w:rPr>
+          <w:rFonts w:hint="default"/>
+          <w:sz w:val="22"/>
+          <w:szCs w:val="22"/>
+          <w:lang w:val="en-US" w:eastAsia="zh-CN"/>
+        </w:rPr>
+      </w:pPr>
+      <w:r>
+        <w:rPr>
+          <w:rFonts w:hint="eastAsia"/>
+          <w:sz w:val="22"/>
+          <w:szCs w:val="22"/>
+          <w:lang w:val="en-US" w:eastAsia="zh-CN"/>
+        </w:rPr>
+        <w:t>增加问题相似度，每个问题右边会显示类似的问题</w:t>
+      </w:r>
+    </w:p>
+    <w:p>
+      <w:pPr>
+        <w:numPr>
+          <w:ilvl w:val="0"/>
+          <w:numId w:val="2"/>
+        </w:numPr>
+        <w:spacing w:line="400" w:lineRule="exact"/>
+        <w:rPr>
+          <w:rFonts w:hint="default"/>
+          <w:sz w:val="22"/>
+          <w:szCs w:val="22"/>
+          <w:lang w:val="en-US" w:eastAsia="zh-CN"/>
+        </w:rPr>
+      </w:pPr>
+    </w:p>
+    <w:p>
+      <w:pPr>
+        <w:spacing w:line="400" w:lineRule="exact"/>
+        <w:rPr>
+          <w:rFonts w:hint="eastAsia"/>
+          <w:sz w:val="22"/>
+          <w:szCs w:val="22"/>
+        </w:rPr>
+      </w:pPr>
+    </w:p>
+    <w:p>
+      <w:pPr>
+        <w:spacing w:line="400" w:lineRule="exact"/>
+        <w:rPr>
+          <w:rFonts w:hint="eastAsia"/>
+          <w:sz w:val="22"/>
+          <w:szCs w:val="22"/>
+        </w:rPr>
+      </w:pPr>
     </w:p>
     <w:p/>
     <w:p>
@@ -1350,7 +1499,7 @@
         <w:pStyle w:val="15"/>
         <w:numPr>
           <w:ilvl w:val="0"/>
-          <w:numId w:val="2"/>
+          <w:numId w:val="3"/>
         </w:numPr>
         <w:spacing w:line="360" w:lineRule="auto"/>
         <w:ind w:firstLineChars="0"/>
@@ -1370,7 +1519,7 @@
         <w:pStyle w:val="15"/>
         <w:numPr>
           <w:ilvl w:val="0"/>
-          <w:numId w:val="2"/>
+          <w:numId w:val="3"/>
         </w:numPr>
         <w:spacing w:line="360" w:lineRule="auto"/>
         <w:ind w:firstLineChars="0"/>
@@ -1892,15 +2041,7 @@
         <w:rPr>
           <w:rFonts w:hint="eastAsia"/>
         </w:rPr>
-        <w:t xml:space="preserve">- </w:t>
-      </w:r>
-      <w:bookmarkStart w:id="0" w:name="_GoBack"/>
-      <w:bookmarkEnd w:id="0"/>
-      <w:r>
-        <w:rPr>
-          <w:rFonts w:hint="eastAsia"/>
-        </w:rPr>
-        <w:t>AI智能评估：利用DeepSeek大模型对答案自动打分（0-100分），提供详细的评价反馈和改进建议</w:t>
+        <w:t>- AI智能评估：利用DeepSeek大模型对答案自动打分（0-100分），提供详细的评价反馈和改进建议</w:t>
       </w:r>
     </w:p>
     <w:p>
@@ -2645,6 +2786,22 @@
     </w:lvl>
   </w:abstractNum>
   <w:abstractNum w:abstractNumId="1">
+    <w:nsid w:val="3E62CC43"/>
+    <w:multiLevelType w:val="singleLevel"/>
+    <w:tmpl w:val="3E62CC43"/>
+    <w:lvl w:ilvl="0" w:tentative="0">
+      <w:start w:val="1"/>
+      <w:numFmt w:val="decimal"/>
+      <w:lvlText w:val="%1."/>
+      <w:lvlJc w:val="left"/>
+      <w:pPr>
+        <w:tabs>
+          <w:tab w:val="left" w:pos="312"/>
+        </w:tabs>
+      </w:pPr>
+    </w:lvl>
+  </w:abstractNum>
+  <w:abstractNum w:abstractNumId="2">
     <w:nsid w:val="46516654"/>
     <w:multiLevelType w:val="multilevel"/>
     <w:tmpl w:val="46516654"/>
@@ -2731,9 +2888,12 @@
     </w:lvl>
   </w:abstractNum>
   <w:num w:numId="1">
+    <w:abstractNumId w:val="2"/>
+  </w:num>
+  <w:num w:numId="2">
     <w:abstractNumId w:val="1"/>
   </w:num>
-  <w:num w:numId="2">
+  <w:num w:numId="3">
     <w:abstractNumId w:val="0"/>
   </w:num>
 </w:numbering>
